--- a/backend-exhibits/Dropbox to shared drive standard included.docx
+++ b/backend-exhibits/Dropbox to shared drive standard included.docx
@@ -39,14 +39,14 @@
               <w:ind w:left="52"/>
               <w:jc w:val="center"/>
               <w:rPr>
-                <w:rFonts w:ascii="Arial" w:hAnsi="Arial" w:cs="Arial"/>
-                <w:sz w:val="21"/>
-                <w:szCs w:val="21"/>
-              </w:rPr>
-            </w:pPr>
-            <w:r>
-              <w:rPr>
-                <w:rFonts w:ascii="Arial" w:eastAsia="Arial" w:hAnsi="Arial" w:cs="Arial"/>
+                <w:rFonts w:ascii="Arial" w:hAnsi="Arial" w:cs="Arial" w:eastAsia="Arial"/>
+                <w:sz w:val="21"/>
+                <w:szCs w:val="21"/>
+              </w:rPr>
+            </w:pPr>
+            <w:r>
+              <w:rPr>
+                <w:rFonts w:ascii="Arial" w:hAnsi="Arial" w:cs="Arial" w:eastAsia="Arial"/>
                 <w:b/>
                 <w:sz w:val="21"/>
                 <w:szCs w:val="21"/>
@@ -55,7 +55,7 @@
             </w:r>
             <w:r>
               <w:rPr>
-                <w:rFonts w:ascii="Arial" w:eastAsia="Arial" w:hAnsi="Arial" w:cs="Arial"/>
+                <w:rFonts w:ascii="Arial" w:hAnsi="Arial" w:cs="Arial" w:eastAsia="Arial"/>
                 <w:b/>
                 <w:sz w:val="21"/>
                 <w:szCs w:val="21"/>
@@ -64,7 +64,7 @@
             </w:r>
             <w:r>
               <w:rPr>
-                <w:rFonts w:ascii="Arial" w:eastAsia="Arial" w:hAnsi="Arial" w:cs="Arial"/>
+                <w:rFonts w:ascii="Arial" w:hAnsi="Arial" w:cs="Arial" w:eastAsia="Arial"/>
                 <w:b/>
                 <w:sz w:val="21"/>
                 <w:szCs w:val="21"/>
@@ -73,7 +73,7 @@
             </w:r>
             <w:r>
               <w:rPr>
-                <w:rFonts w:ascii="Arial" w:eastAsia="Arial" w:hAnsi="Arial" w:cs="Arial"/>
+                <w:rFonts w:ascii="Arial" w:hAnsi="Arial" w:cs="Arial" w:eastAsia="Arial"/>
                 <w:b/>
                 <w:sz w:val="21"/>
                 <w:szCs w:val="21"/>
@@ -82,7 +82,7 @@
             </w:r>
             <w:r>
               <w:rPr>
-                <w:rFonts w:ascii="Arial" w:eastAsia="Arial" w:hAnsi="Arial" w:cs="Arial"/>
+                <w:rFonts w:ascii="Arial" w:hAnsi="Arial" w:cs="Arial" w:eastAsia="Arial"/>
                 <w:b/>
                 <w:sz w:val="21"/>
                 <w:szCs w:val="21"/>
@@ -110,16 +110,16 @@
             <w:pPr>
               <w:ind w:left="3"/>
               <w:rPr>
-                <w:rFonts w:ascii="Arial" w:hAnsi="Arial" w:cs="Arial"/>
-                <w:b/>
-                <w:bCs/>
-                <w:sz w:val="21"/>
-                <w:szCs w:val="21"/>
-              </w:rPr>
-            </w:pPr>
-            <w:r>
-              <w:rPr>
-                <w:rFonts w:ascii="Arial" w:hAnsi="Arial" w:cs="Arial"/>
+                <w:rFonts w:ascii="Arial" w:hAnsi="Arial" w:cs="Arial" w:eastAsia="Arial"/>
+                <w:b/>
+                <w:bCs/>
+                <w:sz w:val="21"/>
+                <w:szCs w:val="21"/>
+              </w:rPr>
+            </w:pPr>
+            <w:r>
+              <w:rPr>
+                <w:rFonts w:ascii="Arial" w:hAnsi="Arial" w:cs="Arial" w:eastAsia="Arial"/>
                 <w:b/>
                 <w:bCs/>
                 <w:sz w:val="21"/>
@@ -142,14 +142,14 @@
           <w:p>
             <w:pPr>
               <w:rPr>
-                <w:rFonts w:ascii="Arial" w:hAnsi="Arial" w:cs="Arial"/>
-                <w:sz w:val="21"/>
-                <w:szCs w:val="21"/>
-              </w:rPr>
-            </w:pPr>
-            <w:r>
-              <w:rPr>
-                <w:rFonts w:ascii="Arial" w:hAnsi="Arial" w:cs="Arial"/>
+                <w:rFonts w:ascii="Arial" w:hAnsi="Arial" w:cs="Arial" w:eastAsia="Arial"/>
+                <w:sz w:val="21"/>
+                <w:szCs w:val="21"/>
+              </w:rPr>
+            </w:pPr>
+            <w:r>
+              <w:rPr>
+                <w:rFonts w:ascii="Arial" w:hAnsi="Arial" w:cs="Arial" w:eastAsia="Arial"/>
                 <w:sz w:val="21"/>
                 <w:szCs w:val="21"/>
               </w:rPr>
@@ -157,7 +157,7 @@
             </w:r>
             <w:r>
               <w:rPr>
-                <w:rFonts w:ascii="Arial" w:hAnsi="Arial" w:cs="Arial"/>
+                <w:rFonts w:ascii="Arial" w:hAnsi="Arial" w:cs="Arial" w:eastAsia="Arial"/>
                 <w:sz w:val="21"/>
                 <w:szCs w:val="21"/>
               </w:rPr>
@@ -184,16 +184,16 @@
             <w:pPr>
               <w:ind w:left="3"/>
               <w:rPr>
-                <w:rFonts w:ascii="Arial" w:hAnsi="Arial" w:cs="Arial"/>
-                <w:b/>
-                <w:bCs/>
-                <w:sz w:val="21"/>
-                <w:szCs w:val="21"/>
-              </w:rPr>
-            </w:pPr>
-            <w:r>
-              <w:rPr>
-                <w:rFonts w:ascii="Arial" w:hAnsi="Arial" w:cs="Arial"/>
+                <w:rFonts w:ascii="Arial" w:hAnsi="Arial" w:cs="Arial" w:eastAsia="Arial"/>
+                <w:b/>
+                <w:bCs/>
+                <w:sz w:val="21"/>
+                <w:szCs w:val="21"/>
+              </w:rPr>
+            </w:pPr>
+            <w:r>
+              <w:rPr>
+                <w:rFonts w:ascii="Arial" w:hAnsi="Arial" w:cs="Arial" w:eastAsia="Arial"/>
                 <w:b/>
                 <w:bCs/>
                 <w:sz w:val="21"/>
@@ -217,14 +217,14 @@
             <w:pPr>
               <w:spacing w:line="240" w:lineRule="auto"/>
               <w:rPr>
-                <w:rFonts w:ascii="Arial" w:eastAsia="Times New Roman" w:hAnsi="Arial" w:cs="Arial"/>
-                <w:sz w:val="21"/>
-                <w:szCs w:val="21"/>
-              </w:rPr>
-            </w:pPr>
-            <w:r>
-              <w:rPr>
-                <w:rFonts w:ascii="Arial" w:hAnsi="Arial" w:cs="Arial"/>
+                <w:rFonts w:ascii="Arial" w:hAnsi="Arial" w:cs="Arial" w:eastAsia="Arial"/>
+                <w:sz w:val="21"/>
+                <w:szCs w:val="21"/>
+              </w:rPr>
+            </w:pPr>
+            <w:r>
+              <w:rPr>
+                <w:rFonts w:ascii="Arial" w:hAnsi="Arial" w:cs="Arial" w:eastAsia="Arial"/>
                 <w:sz w:val="21"/>
                 <w:szCs w:val="21"/>
               </w:rPr>
@@ -234,7 +234,7 @@
           <w:p>
             <w:pPr>
               <w:rPr>
-                <w:rFonts w:ascii="Arial" w:hAnsi="Arial" w:cs="Arial"/>
+                <w:rFonts w:ascii="Arial" w:hAnsi="Arial" w:cs="Arial" w:eastAsia="Arial"/>
                 <w:sz w:val="21"/>
                 <w:szCs w:val="21"/>
               </w:rPr>
@@ -260,16 +260,16 @@
             <w:pPr>
               <w:ind w:left="3"/>
               <w:rPr>
-                <w:rFonts w:ascii="Arial" w:hAnsi="Arial" w:cs="Arial"/>
-                <w:b/>
-                <w:bCs/>
-                <w:sz w:val="21"/>
-                <w:szCs w:val="21"/>
-              </w:rPr>
-            </w:pPr>
-            <w:r>
-              <w:rPr>
-                <w:rFonts w:ascii="Arial" w:hAnsi="Arial" w:cs="Arial"/>
+                <w:rFonts w:ascii="Arial" w:hAnsi="Arial" w:cs="Arial" w:eastAsia="Arial"/>
+                <w:b/>
+                <w:bCs/>
+                <w:sz w:val="21"/>
+                <w:szCs w:val="21"/>
+              </w:rPr>
+            </w:pPr>
+            <w:r>
+              <w:rPr>
+                <w:rFonts w:ascii="Arial" w:hAnsi="Arial" w:cs="Arial" w:eastAsia="Arial"/>
                 <w:b/>
                 <w:bCs/>
                 <w:sz w:val="21"/>
@@ -292,14 +292,14 @@
           <w:p>
             <w:pPr>
               <w:rPr>
-                <w:rFonts w:ascii="Arial" w:hAnsi="Arial" w:cs="Arial"/>
-                <w:sz w:val="21"/>
-                <w:szCs w:val="21"/>
-              </w:rPr>
-            </w:pPr>
-            <w:r>
-              <w:rPr>
-                <w:rFonts w:ascii="Arial" w:hAnsi="Arial" w:cs="Arial"/>
+                <w:rFonts w:ascii="Arial" w:hAnsi="Arial" w:cs="Arial" w:eastAsia="Arial"/>
+                <w:sz w:val="21"/>
+                <w:szCs w:val="21"/>
+              </w:rPr>
+            </w:pPr>
+            <w:r>
+              <w:rPr>
+                <w:rFonts w:ascii="Arial" w:hAnsi="Arial" w:cs="Arial" w:eastAsia="Arial"/>
                 <w:sz w:val="21"/>
                 <w:szCs w:val="21"/>
               </w:rPr>
@@ -308,7 +308,7 @@
             <w:proofErr w:type="spellStart"/>
             <w:r>
               <w:rPr>
-                <w:rFonts w:ascii="Arial" w:hAnsi="Arial" w:cs="Arial"/>
+                <w:rFonts w:ascii="Arial" w:hAnsi="Arial" w:cs="Arial" w:eastAsia="Arial"/>
                 <w:sz w:val="21"/>
                 <w:szCs w:val="21"/>
               </w:rPr>
@@ -317,7 +317,7 @@
             <w:proofErr w:type="spellEnd"/>
             <w:r>
               <w:rPr>
-                <w:rFonts w:ascii="Arial" w:hAnsi="Arial" w:cs="Arial"/>
+                <w:rFonts w:ascii="Arial" w:hAnsi="Arial" w:cs="Arial" w:eastAsia="Arial"/>
                 <w:sz w:val="21"/>
                 <w:szCs w:val="21"/>
               </w:rPr>
@@ -344,16 +344,16 @@
             <w:pPr>
               <w:ind w:left="3"/>
               <w:rPr>
-                <w:rFonts w:ascii="Arial" w:hAnsi="Arial" w:cs="Arial"/>
-                <w:b/>
-                <w:bCs/>
-                <w:sz w:val="21"/>
-                <w:szCs w:val="21"/>
-              </w:rPr>
-            </w:pPr>
-            <w:r>
-              <w:rPr>
-                <w:rFonts w:ascii="Arial" w:hAnsi="Arial" w:cs="Arial"/>
+                <w:rFonts w:ascii="Arial" w:hAnsi="Arial" w:cs="Arial" w:eastAsia="Arial"/>
+                <w:b/>
+                <w:bCs/>
+                <w:sz w:val="21"/>
+                <w:szCs w:val="21"/>
+              </w:rPr>
+            </w:pPr>
+            <w:r>
+              <w:rPr>
+                <w:rFonts w:ascii="Arial" w:hAnsi="Arial" w:cs="Arial" w:eastAsia="Arial"/>
                 <w:b/>
                 <w:bCs/>
                 <w:sz w:val="21"/>
@@ -376,14 +376,14 @@
           <w:p>
             <w:pPr>
               <w:rPr>
-                <w:rFonts w:ascii="Arial" w:hAnsi="Arial" w:cs="Arial"/>
-                <w:sz w:val="21"/>
-                <w:szCs w:val="21"/>
-              </w:rPr>
-            </w:pPr>
-            <w:r>
-              <w:rPr>
-                <w:rFonts w:ascii="Arial" w:hAnsi="Arial" w:cs="Arial"/>
+                <w:rFonts w:ascii="Arial" w:hAnsi="Arial" w:cs="Arial" w:eastAsia="Arial"/>
+                <w:sz w:val="21"/>
+                <w:szCs w:val="21"/>
+              </w:rPr>
+            </w:pPr>
+            <w:r>
+              <w:rPr>
+                <w:rFonts w:ascii="Arial" w:hAnsi="Arial" w:cs="Arial" w:eastAsia="Arial"/>
                 <w:sz w:val="21"/>
                 <w:szCs w:val="21"/>
               </w:rPr>
@@ -410,16 +410,16 @@
             <w:pPr>
               <w:ind w:left="3"/>
               <w:rPr>
-                <w:rFonts w:ascii="Arial" w:hAnsi="Arial" w:cs="Arial"/>
-                <w:b/>
-                <w:bCs/>
-                <w:sz w:val="21"/>
-                <w:szCs w:val="21"/>
-              </w:rPr>
-            </w:pPr>
-            <w:r>
-              <w:rPr>
-                <w:rFonts w:ascii="Arial" w:hAnsi="Arial" w:cs="Arial"/>
+                <w:rFonts w:ascii="Arial" w:hAnsi="Arial" w:cs="Arial" w:eastAsia="Arial"/>
+                <w:b/>
+                <w:bCs/>
+                <w:sz w:val="21"/>
+                <w:szCs w:val="21"/>
+              </w:rPr>
+            </w:pPr>
+            <w:r>
+              <w:rPr>
+                <w:rFonts w:ascii="Arial" w:hAnsi="Arial" w:cs="Arial" w:eastAsia="Arial"/>
                 <w:b/>
                 <w:bCs/>
                 <w:sz w:val="21"/>
@@ -442,14 +442,14 @@
           <w:p>
             <w:pPr>
               <w:rPr>
-                <w:rFonts w:ascii="Arial" w:hAnsi="Arial" w:cs="Arial"/>
-                <w:sz w:val="21"/>
-                <w:szCs w:val="21"/>
-              </w:rPr>
-            </w:pPr>
-            <w:r>
-              <w:rPr>
-                <w:rFonts w:ascii="Arial" w:hAnsi="Arial" w:cs="Arial"/>
+                <w:rFonts w:ascii="Arial" w:hAnsi="Arial" w:cs="Arial" w:eastAsia="Arial"/>
+                <w:sz w:val="21"/>
+                <w:szCs w:val="21"/>
+              </w:rPr>
+            </w:pPr>
+            <w:r>
+              <w:rPr>
+                <w:rFonts w:ascii="Arial" w:hAnsi="Arial" w:cs="Arial" w:eastAsia="Arial"/>
                 <w:sz w:val="21"/>
                 <w:szCs w:val="21"/>
               </w:rPr>
@@ -476,16 +476,16 @@
             <w:pPr>
               <w:ind w:left="3"/>
               <w:rPr>
-                <w:rFonts w:ascii="Arial" w:hAnsi="Arial" w:cs="Arial"/>
-                <w:b/>
-                <w:bCs/>
-                <w:sz w:val="21"/>
-                <w:szCs w:val="21"/>
-              </w:rPr>
-            </w:pPr>
-            <w:r>
-              <w:rPr>
-                <w:rFonts w:ascii="Arial" w:hAnsi="Arial" w:cs="Arial"/>
+                <w:rFonts w:ascii="Arial" w:hAnsi="Arial" w:cs="Arial" w:eastAsia="Arial"/>
+                <w:b/>
+                <w:bCs/>
+                <w:sz w:val="21"/>
+                <w:szCs w:val="21"/>
+              </w:rPr>
+            </w:pPr>
+            <w:r>
+              <w:rPr>
+                <w:rFonts w:ascii="Arial" w:hAnsi="Arial" w:cs="Arial" w:eastAsia="Arial"/>
                 <w:b/>
                 <w:bCs/>
                 <w:sz w:val="21"/>
@@ -508,7 +508,7 @@
           <w:p>
             <w:pPr>
               <w:rPr>
-                <w:rFonts w:ascii="Arial" w:hAnsi="Arial" w:cs="Arial"/>
+                <w:rFonts w:ascii="Arial" w:hAnsi="Arial" w:cs="Arial" w:eastAsia="Arial"/>
                 <w:sz w:val="21"/>
                 <w:szCs w:val="21"/>
               </w:rPr>
@@ -516,7 +516,7 @@
             <w:proofErr w:type="spellStart"/>
             <w:r>
               <w:rPr>
-                <w:rFonts w:ascii="Arial" w:hAnsi="Arial" w:cs="Arial"/>
+                <w:rFonts w:ascii="Arial" w:hAnsi="Arial" w:cs="Arial" w:eastAsia="Arial"/>
                 <w:sz w:val="21"/>
                 <w:szCs w:val="21"/>
               </w:rPr>
@@ -525,7 +525,7 @@
             <w:proofErr w:type="spellEnd"/>
             <w:r>
               <w:rPr>
-                <w:rFonts w:ascii="Arial" w:hAnsi="Arial" w:cs="Arial"/>
+                <w:rFonts w:ascii="Arial" w:hAnsi="Arial" w:cs="Arial" w:eastAsia="Arial"/>
                 <w:sz w:val="21"/>
                 <w:szCs w:val="21"/>
               </w:rPr>
@@ -552,16 +552,16 @@
             <w:pPr>
               <w:ind w:left="3"/>
               <w:rPr>
-                <w:rFonts w:ascii="Arial" w:hAnsi="Arial" w:cs="Arial"/>
-                <w:b/>
-                <w:bCs/>
-                <w:sz w:val="21"/>
-                <w:szCs w:val="21"/>
-              </w:rPr>
-            </w:pPr>
-            <w:r>
-              <w:rPr>
-                <w:rFonts w:ascii="Arial" w:hAnsi="Arial" w:cs="Arial"/>
+                <w:rFonts w:ascii="Arial" w:hAnsi="Arial" w:cs="Arial" w:eastAsia="Arial"/>
+                <w:b/>
+                <w:bCs/>
+                <w:sz w:val="21"/>
+                <w:szCs w:val="21"/>
+              </w:rPr>
+            </w:pPr>
+            <w:r>
+              <w:rPr>
+                <w:rFonts w:ascii="Arial" w:hAnsi="Arial" w:cs="Arial" w:eastAsia="Arial"/>
                 <w:b/>
                 <w:bCs/>
                 <w:sz w:val="21"/>
@@ -584,7 +584,7 @@
           <w:p>
             <w:pPr>
               <w:rPr>
-                <w:rFonts w:ascii="Arial" w:hAnsi="Arial" w:cs="Arial"/>
+                <w:rFonts w:ascii="Arial" w:hAnsi="Arial" w:cs="Arial" w:eastAsia="Arial"/>
                 <w:sz w:val="21"/>
                 <w:szCs w:val="21"/>
               </w:rPr>
@@ -592,7 +592,7 @@
             <w:proofErr w:type="spellStart"/>
             <w:r>
               <w:rPr>
-                <w:rFonts w:ascii="Arial" w:hAnsi="Arial" w:cs="Arial"/>
+                <w:rFonts w:ascii="Arial" w:hAnsi="Arial" w:cs="Arial" w:eastAsia="Arial"/>
                 <w:sz w:val="21"/>
                 <w:szCs w:val="21"/>
               </w:rPr>
@@ -601,7 +601,7 @@
             <w:proofErr w:type="spellEnd"/>
             <w:r>
               <w:rPr>
-                <w:rFonts w:ascii="Arial" w:hAnsi="Arial" w:cs="Arial"/>
+                <w:rFonts w:ascii="Arial" w:hAnsi="Arial" w:cs="Arial" w:eastAsia="Arial"/>
                 <w:sz w:val="21"/>
                 <w:szCs w:val="21"/>
               </w:rPr>
@@ -628,16 +628,16 @@
             <w:pPr>
               <w:ind w:left="3"/>
               <w:rPr>
-                <w:rFonts w:ascii="Arial" w:hAnsi="Arial" w:cs="Arial"/>
-                <w:b/>
-                <w:bCs/>
-                <w:sz w:val="21"/>
-                <w:szCs w:val="21"/>
-              </w:rPr>
-            </w:pPr>
-            <w:r>
-              <w:rPr>
-                <w:rFonts w:ascii="Arial" w:hAnsi="Arial" w:cs="Arial"/>
+                <w:rFonts w:ascii="Arial" w:hAnsi="Arial" w:cs="Arial" w:eastAsia="Arial"/>
+                <w:b/>
+                <w:bCs/>
+                <w:sz w:val="21"/>
+                <w:szCs w:val="21"/>
+              </w:rPr>
+            </w:pPr>
+            <w:r>
+              <w:rPr>
+                <w:rFonts w:ascii="Arial" w:hAnsi="Arial" w:cs="Arial" w:eastAsia="Arial"/>
                 <w:b/>
                 <w:bCs/>
                 <w:sz w:val="21"/>
@@ -660,7 +660,7 @@
           <w:p>
             <w:pPr>
               <w:rPr>
-                <w:rFonts w:ascii="Arial" w:hAnsi="Arial" w:cs="Arial"/>
+                <w:rFonts w:ascii="Arial" w:hAnsi="Arial" w:cs="Arial" w:eastAsia="Arial"/>
                 <w:sz w:val="21"/>
                 <w:szCs w:val="21"/>
               </w:rPr>
@@ -668,7 +668,7 @@
             <w:proofErr w:type="spellStart"/>
             <w:r>
               <w:rPr>
-                <w:rFonts w:ascii="Arial" w:hAnsi="Arial" w:cs="Arial"/>
+                <w:rFonts w:ascii="Arial" w:hAnsi="Arial" w:cs="Arial" w:eastAsia="Arial"/>
                 <w:sz w:val="21"/>
                 <w:szCs w:val="21"/>
               </w:rPr>
@@ -677,7 +677,7 @@
             <w:proofErr w:type="spellEnd"/>
             <w:r>
               <w:rPr>
-                <w:rFonts w:ascii="Arial" w:hAnsi="Arial" w:cs="Arial"/>
+                <w:rFonts w:ascii="Arial" w:hAnsi="Arial" w:cs="Arial" w:eastAsia="Arial"/>
                 <w:sz w:val="21"/>
                 <w:szCs w:val="21"/>
               </w:rPr>
@@ -704,16 +704,16 @@
             <w:pPr>
               <w:ind w:left="3"/>
               <w:rPr>
-                <w:rFonts w:ascii="Arial" w:hAnsi="Arial" w:cs="Arial"/>
-                <w:b/>
-                <w:bCs/>
-                <w:sz w:val="21"/>
-                <w:szCs w:val="21"/>
-              </w:rPr>
-            </w:pPr>
-            <w:r>
-              <w:rPr>
-                <w:rFonts w:ascii="Arial" w:hAnsi="Arial" w:cs="Arial"/>
+                <w:rFonts w:ascii="Arial" w:hAnsi="Arial" w:cs="Arial" w:eastAsia="Arial"/>
+                <w:b/>
+                <w:bCs/>
+                <w:sz w:val="21"/>
+                <w:szCs w:val="21"/>
+              </w:rPr>
+            </w:pPr>
+            <w:r>
+              <w:rPr>
+                <w:rFonts w:ascii="Arial" w:hAnsi="Arial" w:cs="Arial" w:eastAsia="Arial"/>
                 <w:b/>
                 <w:bCs/>
                 <w:sz w:val="21"/>
@@ -736,7 +736,7 @@
           <w:p>
             <w:pPr>
               <w:rPr>
-                <w:rFonts w:ascii="Arial" w:hAnsi="Arial" w:cs="Arial"/>
+                <w:rFonts w:ascii="Arial" w:hAnsi="Arial" w:cs="Arial" w:eastAsia="Arial"/>
                 <w:sz w:val="21"/>
                 <w:szCs w:val="21"/>
               </w:rPr>
@@ -744,7 +744,7 @@
             <w:proofErr w:type="spellStart"/>
             <w:r>
               <w:rPr>
-                <w:rFonts w:ascii="Arial" w:hAnsi="Arial" w:cs="Arial"/>
+                <w:rFonts w:ascii="Arial" w:hAnsi="Arial" w:cs="Arial" w:eastAsia="Arial"/>
                 <w:sz w:val="21"/>
                 <w:szCs w:val="21"/>
               </w:rPr>
@@ -753,7 +753,7 @@
             <w:proofErr w:type="spellEnd"/>
             <w:r>
               <w:rPr>
-                <w:rFonts w:ascii="Arial" w:hAnsi="Arial" w:cs="Arial"/>
+                <w:rFonts w:ascii="Arial" w:hAnsi="Arial" w:cs="Arial" w:eastAsia="Arial"/>
                 <w:sz w:val="21"/>
                 <w:szCs w:val="21"/>
               </w:rPr>
@@ -780,16 +780,16 @@
             <w:pPr>
               <w:ind w:left="3"/>
               <w:rPr>
-                <w:rFonts w:ascii="Arial" w:hAnsi="Arial" w:cs="Arial"/>
-                <w:b/>
-                <w:bCs/>
-                <w:sz w:val="21"/>
-                <w:szCs w:val="21"/>
-              </w:rPr>
-            </w:pPr>
-            <w:r>
-              <w:rPr>
-                <w:rFonts w:ascii="Arial" w:hAnsi="Arial" w:cs="Arial"/>
+                <w:rFonts w:ascii="Arial" w:hAnsi="Arial" w:cs="Arial" w:eastAsia="Arial"/>
+                <w:b/>
+                <w:bCs/>
+                <w:sz w:val="21"/>
+                <w:szCs w:val="21"/>
+              </w:rPr>
+            </w:pPr>
+            <w:r>
+              <w:rPr>
+                <w:rFonts w:ascii="Arial" w:hAnsi="Arial" w:cs="Arial" w:eastAsia="Arial"/>
                 <w:b/>
                 <w:bCs/>
                 <w:sz w:val="21"/>
@@ -812,7 +812,7 @@
           <w:p>
             <w:pPr>
               <w:rPr>
-                <w:rFonts w:ascii="Arial" w:hAnsi="Arial" w:cs="Arial"/>
+                <w:rFonts w:ascii="Arial" w:hAnsi="Arial" w:cs="Arial" w:eastAsia="Arial"/>
                 <w:sz w:val="21"/>
                 <w:szCs w:val="21"/>
               </w:rPr>
@@ -820,7 +820,7 @@
             <w:proofErr w:type="spellStart"/>
             <w:r>
               <w:rPr>
-                <w:rFonts w:ascii="Arial" w:hAnsi="Arial" w:cs="Arial"/>
+                <w:rFonts w:ascii="Arial" w:hAnsi="Arial" w:cs="Arial" w:eastAsia="Arial"/>
                 <w:sz w:val="21"/>
                 <w:szCs w:val="21"/>
               </w:rPr>
@@ -829,7 +829,7 @@
             <w:proofErr w:type="spellEnd"/>
             <w:r>
               <w:rPr>
-                <w:rFonts w:ascii="Arial" w:hAnsi="Arial" w:cs="Arial"/>
+                <w:rFonts w:ascii="Arial" w:hAnsi="Arial" w:cs="Arial" w:eastAsia="Arial"/>
                 <w:sz w:val="21"/>
                 <w:szCs w:val="21"/>
               </w:rPr>
@@ -838,7 +838,7 @@
             <w:proofErr w:type="gramStart"/>
             <w:r>
               <w:rPr>
-                <w:rFonts w:ascii="Arial" w:hAnsi="Arial" w:cs="Arial"/>
+                <w:rFonts w:ascii="Arial" w:hAnsi="Arial" w:cs="Arial" w:eastAsia="Arial"/>
                 <w:sz w:val="21"/>
                 <w:szCs w:val="21"/>
               </w:rPr>
@@ -847,7 +847,7 @@
             <w:proofErr w:type="gramEnd"/>
             <w:r>
               <w:rPr>
-                <w:rFonts w:ascii="Arial" w:hAnsi="Arial" w:cs="Arial"/>
+                <w:rFonts w:ascii="Arial" w:hAnsi="Arial" w:cs="Arial" w:eastAsia="Arial"/>
                 <w:sz w:val="21"/>
                 <w:szCs w:val="21"/>
               </w:rPr>
@@ -874,16 +874,16 @@
             <w:pPr>
               <w:ind w:left="3"/>
               <w:rPr>
-                <w:rFonts w:ascii="Arial" w:hAnsi="Arial" w:cs="Arial"/>
-                <w:b/>
-                <w:bCs/>
-                <w:sz w:val="21"/>
-                <w:szCs w:val="21"/>
-              </w:rPr>
-            </w:pPr>
-            <w:r>
-              <w:rPr>
-                <w:rFonts w:ascii="Arial" w:hAnsi="Arial" w:cs="Arial"/>
+                <w:rFonts w:ascii="Arial" w:hAnsi="Arial" w:cs="Arial" w:eastAsia="Arial"/>
+                <w:b/>
+                <w:bCs/>
+                <w:sz w:val="21"/>
+                <w:szCs w:val="21"/>
+              </w:rPr>
+            </w:pPr>
+            <w:r>
+              <w:rPr>
+                <w:rFonts w:ascii="Arial" w:hAnsi="Arial" w:cs="Arial" w:eastAsia="Arial"/>
                 <w:b/>
                 <w:bCs/>
                 <w:sz w:val="21"/>
@@ -906,7 +906,7 @@
           <w:p>
             <w:pPr>
               <w:rPr>
-                <w:rFonts w:ascii="Arial" w:hAnsi="Arial" w:cs="Arial"/>
+                <w:rFonts w:ascii="Arial" w:hAnsi="Arial" w:cs="Arial" w:eastAsia="Arial"/>
                 <w:sz w:val="21"/>
                 <w:szCs w:val="21"/>
               </w:rPr>
@@ -914,7 +914,7 @@
             <w:proofErr w:type="spellStart"/>
             <w:r>
               <w:rPr>
-                <w:rFonts w:ascii="Arial" w:hAnsi="Arial" w:cs="Arial"/>
+                <w:rFonts w:ascii="Arial" w:hAnsi="Arial" w:cs="Arial" w:eastAsia="Arial"/>
                 <w:sz w:val="21"/>
                 <w:szCs w:val="21"/>
               </w:rPr>
@@ -923,7 +923,7 @@
             <w:proofErr w:type="spellEnd"/>
             <w:r>
               <w:rPr>
-                <w:rFonts w:ascii="Arial" w:hAnsi="Arial" w:cs="Arial"/>
+                <w:rFonts w:ascii="Arial" w:hAnsi="Arial" w:cs="Arial" w:eastAsia="Arial"/>
                 <w:sz w:val="21"/>
                 <w:szCs w:val="21"/>
               </w:rPr>
@@ -950,16 +950,16 @@
             <w:pPr>
               <w:ind w:left="3"/>
               <w:rPr>
-                <w:rFonts w:ascii="Arial" w:hAnsi="Arial" w:cs="Arial"/>
-                <w:b/>
-                <w:bCs/>
-                <w:sz w:val="21"/>
-                <w:szCs w:val="21"/>
-              </w:rPr>
-            </w:pPr>
-            <w:r>
-              <w:rPr>
-                <w:rFonts w:ascii="Arial" w:hAnsi="Arial" w:cs="Arial"/>
+                <w:rFonts w:ascii="Arial" w:hAnsi="Arial" w:cs="Arial" w:eastAsia="Arial"/>
+                <w:b/>
+                <w:bCs/>
+                <w:sz w:val="21"/>
+                <w:szCs w:val="21"/>
+              </w:rPr>
+            </w:pPr>
+            <w:r>
+              <w:rPr>
+                <w:rFonts w:ascii="Arial" w:hAnsi="Arial" w:cs="Arial" w:eastAsia="Arial"/>
                 <w:b/>
                 <w:bCs/>
                 <w:sz w:val="21"/>
@@ -982,14 +982,14 @@
           <w:p>
             <w:pPr>
               <w:rPr>
-                <w:rFonts w:ascii="Arial" w:hAnsi="Arial" w:cs="Arial"/>
-                <w:sz w:val="21"/>
-                <w:szCs w:val="21"/>
-              </w:rPr>
-            </w:pPr>
-            <w:r>
-              <w:rPr>
-                <w:rFonts w:ascii="Arial" w:hAnsi="Arial" w:cs="Arial"/>
+                <w:rFonts w:ascii="Arial" w:hAnsi="Arial" w:cs="Arial" w:eastAsia="Arial"/>
+                <w:sz w:val="21"/>
+                <w:szCs w:val="21"/>
+              </w:rPr>
+            </w:pPr>
+            <w:r>
+              <w:rPr>
+                <w:rFonts w:ascii="Arial" w:hAnsi="Arial" w:cs="Arial" w:eastAsia="Arial"/>
                 <w:sz w:val="21"/>
                 <w:szCs w:val="21"/>
               </w:rPr>
@@ -1016,16 +1016,16 @@
             <w:pPr>
               <w:ind w:left="3"/>
               <w:rPr>
-                <w:rFonts w:ascii="Arial" w:hAnsi="Arial" w:cs="Arial"/>
-                <w:b/>
-                <w:bCs/>
-                <w:sz w:val="21"/>
-                <w:szCs w:val="21"/>
-              </w:rPr>
-            </w:pPr>
-            <w:r>
-              <w:rPr>
-                <w:rFonts w:ascii="Arial" w:hAnsi="Arial" w:cs="Arial"/>
+                <w:rFonts w:ascii="Arial" w:hAnsi="Arial" w:cs="Arial" w:eastAsia="Arial"/>
+                <w:b/>
+                <w:bCs/>
+                <w:sz w:val="21"/>
+                <w:szCs w:val="21"/>
+              </w:rPr>
+            </w:pPr>
+            <w:r>
+              <w:rPr>
+                <w:rFonts w:ascii="Arial" w:hAnsi="Arial" w:cs="Arial" w:eastAsia="Arial"/>
                 <w:b/>
                 <w:bCs/>
                 <w:sz w:val="21"/>
@@ -1049,14 +1049,14 @@
             <w:pPr>
               <w:spacing w:line="240" w:lineRule="auto"/>
               <w:rPr>
-                <w:rFonts w:ascii="Arial" w:eastAsia="Times New Roman" w:hAnsi="Arial" w:cs="Arial"/>
-                <w:sz w:val="21"/>
-                <w:szCs w:val="21"/>
-              </w:rPr>
-            </w:pPr>
-            <w:r>
-              <w:rPr>
-                <w:rFonts w:ascii="Arial" w:hAnsi="Arial" w:cs="Arial"/>
+                <w:rFonts w:ascii="Arial" w:hAnsi="Arial" w:cs="Arial" w:eastAsia="Arial"/>
+                <w:sz w:val="21"/>
+                <w:szCs w:val="21"/>
+              </w:rPr>
+            </w:pPr>
+            <w:r>
+              <w:rPr>
+                <w:rFonts w:ascii="Arial" w:hAnsi="Arial" w:cs="Arial" w:eastAsia="Arial"/>
                 <w:sz w:val="21"/>
                 <w:szCs w:val="21"/>
               </w:rPr>
@@ -1066,7 +1066,7 @@
           <w:p>
             <w:pPr>
               <w:rPr>
-                <w:rFonts w:ascii="Arial" w:hAnsi="Arial" w:cs="Arial"/>
+                <w:rFonts w:ascii="Arial" w:hAnsi="Arial" w:cs="Arial" w:eastAsia="Arial"/>
                 <w:sz w:val="21"/>
                 <w:szCs w:val="21"/>
               </w:rPr>
@@ -1092,16 +1092,16 @@
             <w:pPr>
               <w:ind w:left="3"/>
               <w:rPr>
-                <w:rFonts w:ascii="Arial" w:hAnsi="Arial" w:cs="Arial"/>
-                <w:b/>
-                <w:bCs/>
-                <w:sz w:val="21"/>
-                <w:szCs w:val="21"/>
-              </w:rPr>
-            </w:pPr>
-            <w:r>
-              <w:rPr>
-                <w:rFonts w:ascii="Arial" w:hAnsi="Arial" w:cs="Arial"/>
+                <w:rFonts w:ascii="Arial" w:hAnsi="Arial" w:cs="Arial" w:eastAsia="Arial"/>
+                <w:b/>
+                <w:bCs/>
+                <w:sz w:val="21"/>
+                <w:szCs w:val="21"/>
+              </w:rPr>
+            </w:pPr>
+            <w:r>
+              <w:rPr>
+                <w:rFonts w:ascii="Arial" w:hAnsi="Arial" w:cs="Arial" w:eastAsia="Arial"/>
                 <w:b/>
                 <w:bCs/>
                 <w:sz w:val="21"/>
@@ -1125,14 +1125,14 @@
             <w:pPr>
               <w:spacing w:line="240" w:lineRule="auto"/>
               <w:rPr>
-                <w:rFonts w:ascii="Arial" w:hAnsi="Arial" w:cs="Arial"/>
-                <w:sz w:val="21"/>
-                <w:szCs w:val="21"/>
-              </w:rPr>
-            </w:pPr>
-            <w:r>
-              <w:rPr>
-                <w:rFonts w:ascii="Arial" w:hAnsi="Arial" w:cs="Arial"/>
+                <w:rFonts w:ascii="Arial" w:hAnsi="Arial" w:cs="Arial" w:eastAsia="Arial"/>
+                <w:sz w:val="21"/>
+                <w:szCs w:val="21"/>
+              </w:rPr>
+            </w:pPr>
+            <w:r>
+              <w:rPr>
+                <w:rFonts w:ascii="Arial" w:hAnsi="Arial" w:cs="Arial" w:eastAsia="Arial"/>
                 <w:sz w:val="21"/>
                 <w:szCs w:val="21"/>
               </w:rPr>
@@ -1158,16 +1158,16 @@
           <w:p>
             <w:pPr>
               <w:rPr>
-                <w:rFonts w:ascii="Arial" w:hAnsi="Arial" w:cs="Arial"/>
-                <w:b/>
-                <w:bCs/>
-                <w:sz w:val="21"/>
-                <w:szCs w:val="21"/>
-              </w:rPr>
-            </w:pPr>
-            <w:r>
-              <w:rPr>
-                <w:rFonts w:ascii="Arial" w:hAnsi="Arial" w:cs="Arial"/>
+                <w:rFonts w:ascii="Arial" w:hAnsi="Arial" w:cs="Arial" w:eastAsia="Arial"/>
+                <w:b/>
+                <w:bCs/>
+                <w:sz w:val="21"/>
+                <w:szCs w:val="21"/>
+              </w:rPr>
+            </w:pPr>
+            <w:r>
+              <w:rPr>
+                <w:rFonts w:ascii="Arial" w:hAnsi="Arial" w:cs="Arial" w:eastAsia="Arial"/>
                 <w:b/>
                 <w:bCs/>
                 <w:sz w:val="21"/>
@@ -1191,14 +1191,14 @@
             <w:pPr>
               <w:spacing w:line="240" w:lineRule="auto"/>
               <w:rPr>
-                <w:rFonts w:ascii="Arial" w:hAnsi="Arial" w:cs="Arial"/>
-                <w:sz w:val="21"/>
-                <w:szCs w:val="21"/>
-              </w:rPr>
-            </w:pPr>
-            <w:r>
-              <w:rPr>
-                <w:rFonts w:ascii="Arial" w:hAnsi="Arial" w:cs="Arial"/>
+                <w:rFonts w:ascii="Arial" w:hAnsi="Arial" w:cs="Arial" w:eastAsia="Arial"/>
+                <w:sz w:val="21"/>
+                <w:szCs w:val="21"/>
+              </w:rPr>
+            </w:pPr>
+            <w:r>
+              <w:rPr>
+                <w:rFonts w:ascii="Arial" w:hAnsi="Arial" w:cs="Arial" w:eastAsia="Arial"/>
                 <w:sz w:val="21"/>
                 <w:szCs w:val="21"/>
               </w:rPr>
@@ -1225,16 +1225,16 @@
             <w:pPr>
               <w:ind w:left="3"/>
               <w:rPr>
-                <w:rFonts w:ascii="Arial" w:hAnsi="Arial" w:cs="Arial"/>
-                <w:b/>
-                <w:bCs/>
-                <w:sz w:val="21"/>
-                <w:szCs w:val="21"/>
-              </w:rPr>
-            </w:pPr>
-            <w:r>
-              <w:rPr>
-                <w:rFonts w:ascii="Arial" w:hAnsi="Arial" w:cs="Arial"/>
+                <w:rFonts w:ascii="Arial" w:hAnsi="Arial" w:cs="Arial" w:eastAsia="Arial"/>
+                <w:b/>
+                <w:bCs/>
+                <w:sz w:val="21"/>
+                <w:szCs w:val="21"/>
+              </w:rPr>
+            </w:pPr>
+            <w:r>
+              <w:rPr>
+                <w:rFonts w:ascii="Arial" w:hAnsi="Arial" w:cs="Arial" w:eastAsia="Arial"/>
                 <w:b/>
                 <w:bCs/>
                 <w:sz w:val="21"/>
@@ -1258,14 +1258,14 @@
             <w:pPr>
               <w:spacing w:line="240" w:lineRule="auto"/>
               <w:rPr>
-                <w:rFonts w:ascii="Arial" w:hAnsi="Arial" w:cs="Arial"/>
-                <w:sz w:val="21"/>
-                <w:szCs w:val="21"/>
-              </w:rPr>
-            </w:pPr>
-            <w:r>
-              <w:rPr>
-                <w:rFonts w:ascii="Arial" w:hAnsi="Arial" w:cs="Arial"/>
+                <w:rFonts w:ascii="Arial" w:hAnsi="Arial" w:cs="Arial" w:eastAsia="Arial"/>
+                <w:sz w:val="21"/>
+                <w:szCs w:val="21"/>
+              </w:rPr>
+            </w:pPr>
+            <w:r>
+              <w:rPr>
+                <w:rFonts w:ascii="Arial" w:hAnsi="Arial" w:cs="Arial" w:eastAsia="Arial"/>
                 <w:sz w:val="21"/>
                 <w:szCs w:val="21"/>
               </w:rPr>
@@ -1273,7 +1273,7 @@
             </w:r>
             <w:r>
               <w:rPr>
-                <w:rFonts w:ascii="Arial" w:hAnsi="Arial" w:cs="Arial"/>
+                <w:rFonts w:ascii="Arial" w:hAnsi="Arial" w:cs="Arial" w:eastAsia="Arial"/>
                 <w:sz w:val="21"/>
                 <w:szCs w:val="21"/>
               </w:rPr>
@@ -1299,10 +1299,10 @@
   <w:docDefaults>
     <w:rPrDefault>
       <w:rPr>
-        <w:rFonts w:asciiTheme="minorHAnsi" w:eastAsiaTheme="minorHAnsi" w:hAnsiTheme="minorHAnsi" w:cstheme="minorBidi"/>
+        <w:rFonts w:ascii="Arial" w:hAnsi="Arial" w:cs="Arial" w:eastAsia="Arial"/>
         <w:kern w:val="2"/>
-        <w:sz w:val="24"/>
-        <w:szCs w:val="24"/>
+        <w:sz w:val="21"/>
+        <w:szCs w:val="21"/>
         <w:lang w:val="en-IN" w:eastAsia="en-US" w:bidi="ar-SA"/>
         <w14:ligatures w14:val="standardContextual"/>
       </w:rPr>
@@ -1699,9 +1699,9 @@
       <w:spacing w:line="259" w:lineRule="auto"/>
     </w:pPr>
     <w:rPr>
-      <w:rFonts w:ascii="Calibri" w:eastAsia="Calibri" w:hAnsi="Calibri" w:cs="Calibri"/>
+      <w:rFonts w:ascii="Arial" w:hAnsi="Arial" w:cs="Arial" w:eastAsia="Arial"/>
       <w:color w:val="000000"/>
-      <w:sz w:val="22"/>
+      <w:sz w:val="21"/>
       <w:lang w:eastAsia="en-IN"/>
     </w:rPr>
   </w:style>
@@ -1720,10 +1720,10 @@
       <w:outlineLvl w:val="0"/>
     </w:pPr>
     <w:rPr>
-      <w:rFonts w:asciiTheme="majorHAnsi" w:eastAsiaTheme="majorEastAsia" w:hAnsiTheme="majorHAnsi" w:cstheme="majorBidi"/>
+      <w:rFonts w:ascii="Arial" w:hAnsi="Arial" w:cs="Arial" w:eastAsia="Arial"/>
       <w:color w:val="0F4761" w:themeColor="accent1" w:themeShade="BF"/>
-      <w:sz w:val="40"/>
-      <w:szCs w:val="40"/>
+      <w:sz w:val="21"/>
+      <w:szCs w:val="21"/>
       <w:lang w:eastAsia="en-US"/>
     </w:rPr>
   </w:style>
@@ -1744,10 +1744,10 @@
       <w:outlineLvl w:val="1"/>
     </w:pPr>
     <w:rPr>
-      <w:rFonts w:asciiTheme="majorHAnsi" w:eastAsiaTheme="majorEastAsia" w:hAnsiTheme="majorHAnsi" w:cstheme="majorBidi"/>
+      <w:rFonts w:ascii="Arial" w:hAnsi="Arial" w:cs="Arial" w:eastAsia="Arial"/>
       <w:color w:val="0F4761" w:themeColor="accent1" w:themeShade="BF"/>
-      <w:sz w:val="32"/>
-      <w:szCs w:val="32"/>
+      <w:sz w:val="21"/>
+      <w:szCs w:val="21"/>
       <w:lang w:eastAsia="en-US"/>
     </w:rPr>
   </w:style>
@@ -1768,10 +1768,10 @@
       <w:outlineLvl w:val="2"/>
     </w:pPr>
     <w:rPr>
-      <w:rFonts w:asciiTheme="minorHAnsi" w:eastAsiaTheme="majorEastAsia" w:hAnsiTheme="minorHAnsi" w:cstheme="majorBidi"/>
+      <w:rFonts w:ascii="Arial" w:hAnsi="Arial" w:cs="Arial" w:eastAsia="Arial"/>
       <w:color w:val="0F4761" w:themeColor="accent1" w:themeShade="BF"/>
-      <w:sz w:val="28"/>
-      <w:szCs w:val="28"/>
+      <w:sz w:val="21"/>
+      <w:szCs w:val="21"/>
       <w:lang w:eastAsia="en-US"/>
     </w:rPr>
   </w:style>
@@ -1792,11 +1792,11 @@
       <w:outlineLvl w:val="3"/>
     </w:pPr>
     <w:rPr>
-      <w:rFonts w:asciiTheme="minorHAnsi" w:eastAsiaTheme="majorEastAsia" w:hAnsiTheme="minorHAnsi" w:cstheme="majorBidi"/>
+      <w:rFonts w:ascii="Arial" w:hAnsi="Arial" w:cs="Arial" w:eastAsia="Arial"/>
       <w:i/>
       <w:iCs/>
       <w:color w:val="0F4761" w:themeColor="accent1" w:themeShade="BF"/>
-      <w:sz w:val="24"/>
+      <w:sz w:val="21"/>
       <w:lang w:eastAsia="en-US"/>
     </w:rPr>
   </w:style>
@@ -1817,9 +1817,9 @@
       <w:outlineLvl w:val="4"/>
     </w:pPr>
     <w:rPr>
-      <w:rFonts w:asciiTheme="minorHAnsi" w:eastAsiaTheme="majorEastAsia" w:hAnsiTheme="minorHAnsi" w:cstheme="majorBidi"/>
+      <w:rFonts w:ascii="Arial" w:hAnsi="Arial" w:cs="Arial" w:eastAsia="Arial"/>
       <w:color w:val="0F4761" w:themeColor="accent1" w:themeShade="BF"/>
-      <w:sz w:val="24"/>
+      <w:sz w:val="21"/>
       <w:lang w:eastAsia="en-US"/>
     </w:rPr>
   </w:style>
@@ -1840,11 +1840,11 @@
       <w:outlineLvl w:val="5"/>
     </w:pPr>
     <w:rPr>
-      <w:rFonts w:asciiTheme="minorHAnsi" w:eastAsiaTheme="majorEastAsia" w:hAnsiTheme="minorHAnsi" w:cstheme="majorBidi"/>
+      <w:rFonts w:ascii="Arial" w:hAnsi="Arial" w:cs="Arial" w:eastAsia="Arial"/>
       <w:i/>
       <w:iCs/>
       <w:color w:val="595959" w:themeColor="text1" w:themeTint="A6"/>
-      <w:sz w:val="24"/>
+      <w:sz w:val="21"/>
       <w:lang w:eastAsia="en-US"/>
     </w:rPr>
   </w:style>
@@ -1865,9 +1865,9 @@
       <w:outlineLvl w:val="6"/>
     </w:pPr>
     <w:rPr>
-      <w:rFonts w:asciiTheme="minorHAnsi" w:eastAsiaTheme="majorEastAsia" w:hAnsiTheme="minorHAnsi" w:cstheme="majorBidi"/>
+      <w:rFonts w:ascii="Arial" w:hAnsi="Arial" w:cs="Arial" w:eastAsia="Arial"/>
       <w:color w:val="595959" w:themeColor="text1" w:themeTint="A6"/>
-      <w:sz w:val="24"/>
+      <w:sz w:val="21"/>
       <w:lang w:eastAsia="en-US"/>
     </w:rPr>
   </w:style>
@@ -1888,11 +1888,11 @@
       <w:outlineLvl w:val="7"/>
     </w:pPr>
     <w:rPr>
-      <w:rFonts w:asciiTheme="minorHAnsi" w:eastAsiaTheme="majorEastAsia" w:hAnsiTheme="minorHAnsi" w:cstheme="majorBidi"/>
+      <w:rFonts w:ascii="Arial" w:hAnsi="Arial" w:cs="Arial" w:eastAsia="Arial"/>
       <w:i/>
       <w:iCs/>
       <w:color w:val="272727" w:themeColor="text1" w:themeTint="D8"/>
-      <w:sz w:val="24"/>
+      <w:sz w:val="21"/>
       <w:lang w:eastAsia="en-US"/>
     </w:rPr>
   </w:style>
@@ -1913,9 +1913,9 @@
       <w:outlineLvl w:val="8"/>
     </w:pPr>
     <w:rPr>
-      <w:rFonts w:asciiTheme="minorHAnsi" w:eastAsiaTheme="majorEastAsia" w:hAnsiTheme="minorHAnsi" w:cstheme="majorBidi"/>
+      <w:rFonts w:ascii="Arial" w:hAnsi="Arial" w:cs="Arial" w:eastAsia="Arial"/>
       <w:color w:val="272727" w:themeColor="text1" w:themeTint="D8"/>
-      <w:sz w:val="24"/>
+      <w:sz w:val="21"/>
       <w:lang w:eastAsia="en-US"/>
     </w:rPr>
   </w:style>
@@ -1953,10 +1953,10 @@
     <w:uiPriority w:val="9"/>
     <w:rsid w:val="00C44E90"/>
     <w:rPr>
-      <w:rFonts w:asciiTheme="majorHAnsi" w:eastAsiaTheme="majorEastAsia" w:hAnsiTheme="majorHAnsi" w:cstheme="majorBidi"/>
+      <w:rFonts w:ascii="Arial" w:hAnsi="Arial" w:cs="Arial" w:eastAsia="Arial"/>
       <w:color w:val="0F4761" w:themeColor="accent1" w:themeShade="BF"/>
-      <w:sz w:val="40"/>
-      <w:szCs w:val="40"/>
+      <w:sz w:val="21"/>
+      <w:szCs w:val="21"/>
     </w:rPr>
   </w:style>
   <w:style w:type="character" w:customStyle="1" w:styleId="Heading2Char">
@@ -1967,10 +1967,10 @@
     <w:semiHidden/>
     <w:rsid w:val="00C44E90"/>
     <w:rPr>
-      <w:rFonts w:asciiTheme="majorHAnsi" w:eastAsiaTheme="majorEastAsia" w:hAnsiTheme="majorHAnsi" w:cstheme="majorBidi"/>
+      <w:rFonts w:ascii="Arial" w:hAnsi="Arial" w:cs="Arial" w:eastAsia="Arial"/>
       <w:color w:val="0F4761" w:themeColor="accent1" w:themeShade="BF"/>
-      <w:sz w:val="32"/>
-      <w:szCs w:val="32"/>
+      <w:sz w:val="21"/>
+      <w:szCs w:val="21"/>
     </w:rPr>
   </w:style>
   <w:style w:type="character" w:customStyle="1" w:styleId="Heading3Char">
@@ -1981,10 +1981,10 @@
     <w:semiHidden/>
     <w:rsid w:val="00C44E90"/>
     <w:rPr>
-      <w:rFonts w:eastAsiaTheme="majorEastAsia" w:cstheme="majorBidi"/>
+      <w:rFonts w:ascii="Arial" w:hAnsi="Arial" w:cs="Arial" w:eastAsia="Arial"/>
       <w:color w:val="0F4761" w:themeColor="accent1" w:themeShade="BF"/>
-      <w:sz w:val="28"/>
-      <w:szCs w:val="28"/>
+      <w:sz w:val="21"/>
+      <w:szCs w:val="21"/>
     </w:rPr>
   </w:style>
   <w:style w:type="character" w:customStyle="1" w:styleId="Heading4Char">
@@ -1995,7 +1995,7 @@
     <w:semiHidden/>
     <w:rsid w:val="00C44E90"/>
     <w:rPr>
-      <w:rFonts w:eastAsiaTheme="majorEastAsia" w:cstheme="majorBidi"/>
+      <w:rFonts w:ascii="Arial" w:hAnsi="Arial" w:cs="Arial" w:eastAsia="Arial"/>
       <w:i/>
       <w:iCs/>
       <w:color w:val="0F4761" w:themeColor="accent1" w:themeShade="BF"/>
@@ -2009,7 +2009,7 @@
     <w:semiHidden/>
     <w:rsid w:val="00C44E90"/>
     <w:rPr>
-      <w:rFonts w:eastAsiaTheme="majorEastAsia" w:cstheme="majorBidi"/>
+      <w:rFonts w:ascii="Arial" w:hAnsi="Arial" w:cs="Arial" w:eastAsia="Arial"/>
       <w:color w:val="0F4761" w:themeColor="accent1" w:themeShade="BF"/>
     </w:rPr>
   </w:style>
@@ -2021,7 +2021,7 @@
     <w:semiHidden/>
     <w:rsid w:val="00C44E90"/>
     <w:rPr>
-      <w:rFonts w:eastAsiaTheme="majorEastAsia" w:cstheme="majorBidi"/>
+      <w:rFonts w:ascii="Arial" w:hAnsi="Arial" w:cs="Arial" w:eastAsia="Arial"/>
       <w:i/>
       <w:iCs/>
       <w:color w:val="595959" w:themeColor="text1" w:themeTint="A6"/>
@@ -2035,7 +2035,7 @@
     <w:semiHidden/>
     <w:rsid w:val="00C44E90"/>
     <w:rPr>
-      <w:rFonts w:eastAsiaTheme="majorEastAsia" w:cstheme="majorBidi"/>
+      <w:rFonts w:ascii="Arial" w:hAnsi="Arial" w:cs="Arial" w:eastAsia="Arial"/>
       <w:color w:val="595959" w:themeColor="text1" w:themeTint="A6"/>
     </w:rPr>
   </w:style>
@@ -2047,7 +2047,7 @@
     <w:semiHidden/>
     <w:rsid w:val="00C44E90"/>
     <w:rPr>
-      <w:rFonts w:eastAsiaTheme="majorEastAsia" w:cstheme="majorBidi"/>
+      <w:rFonts w:ascii="Arial" w:hAnsi="Arial" w:cs="Arial" w:eastAsia="Arial"/>
       <w:i/>
       <w:iCs/>
       <w:color w:val="272727" w:themeColor="text1" w:themeTint="D8"/>
@@ -2061,7 +2061,7 @@
     <w:semiHidden/>
     <w:rsid w:val="00C44E90"/>
     <w:rPr>
-      <w:rFonts w:eastAsiaTheme="majorEastAsia" w:cstheme="majorBidi"/>
+      <w:rFonts w:ascii="Arial" w:hAnsi="Arial" w:cs="Arial" w:eastAsia="Arial"/>
       <w:color w:val="272727" w:themeColor="text1" w:themeTint="D8"/>
     </w:rPr>
   </w:style>
@@ -2078,12 +2078,12 @@
       <w:contextualSpacing/>
     </w:pPr>
     <w:rPr>
-      <w:rFonts w:asciiTheme="majorHAnsi" w:eastAsiaTheme="majorEastAsia" w:hAnsiTheme="majorHAnsi" w:cstheme="majorBidi"/>
+      <w:rFonts w:ascii="Arial" w:hAnsi="Arial" w:cs="Arial" w:eastAsia="Arial"/>
       <w:color w:val="auto"/>
       <w:spacing w:val="-10"/>
       <w:kern w:val="28"/>
-      <w:sz w:val="56"/>
-      <w:szCs w:val="56"/>
+      <w:sz w:val="21"/>
+      <w:szCs w:val="21"/>
       <w:lang w:eastAsia="en-US"/>
     </w:rPr>
   </w:style>
@@ -2094,11 +2094,11 @@
     <w:uiPriority w:val="10"/>
     <w:rsid w:val="00C44E90"/>
     <w:rPr>
-      <w:rFonts w:asciiTheme="majorHAnsi" w:eastAsiaTheme="majorEastAsia" w:hAnsiTheme="majorHAnsi" w:cstheme="majorBidi"/>
+      <w:rFonts w:ascii="Arial" w:hAnsi="Arial" w:cs="Arial" w:eastAsia="Arial"/>
       <w:spacing w:val="-10"/>
       <w:kern w:val="28"/>
-      <w:sz w:val="56"/>
-      <w:szCs w:val="56"/>
+      <w:sz w:val="21"/>
+      <w:szCs w:val="21"/>
     </w:rPr>
   </w:style>
   <w:style w:type="paragraph" w:styleId="Subtitle">
@@ -2116,11 +2116,11 @@
       <w:spacing w:line="278" w:lineRule="auto"/>
     </w:pPr>
     <w:rPr>
-      <w:rFonts w:asciiTheme="minorHAnsi" w:eastAsiaTheme="majorEastAsia" w:hAnsiTheme="minorHAnsi" w:cstheme="majorBidi"/>
+      <w:rFonts w:ascii="Arial" w:hAnsi="Arial" w:cs="Arial" w:eastAsia="Arial"/>
       <w:color w:val="595959" w:themeColor="text1" w:themeTint="A6"/>
       <w:spacing w:val="15"/>
-      <w:sz w:val="28"/>
-      <w:szCs w:val="28"/>
+      <w:sz w:val="21"/>
+      <w:szCs w:val="21"/>
       <w:lang w:eastAsia="en-US"/>
     </w:rPr>
   </w:style>
@@ -2131,11 +2131,11 @@
     <w:uiPriority w:val="11"/>
     <w:rsid w:val="00C44E90"/>
     <w:rPr>
-      <w:rFonts w:eastAsiaTheme="majorEastAsia" w:cstheme="majorBidi"/>
+      <w:rFonts w:ascii="Arial" w:hAnsi="Arial" w:cs="Arial" w:eastAsia="Arial"/>
       <w:color w:val="595959" w:themeColor="text1" w:themeTint="A6"/>
       <w:spacing w:val="15"/>
-      <w:sz w:val="28"/>
-      <w:szCs w:val="28"/>
+      <w:sz w:val="21"/>
+      <w:szCs w:val="21"/>
     </w:rPr>
   </w:style>
   <w:style w:type="paragraph" w:styleId="Quote">
@@ -2151,11 +2151,11 @@
       <w:jc w:val="center"/>
     </w:pPr>
     <w:rPr>
-      <w:rFonts w:asciiTheme="minorHAnsi" w:eastAsiaTheme="minorHAnsi" w:hAnsiTheme="minorHAnsi" w:cstheme="minorBidi"/>
+      <w:rFonts w:ascii="Arial" w:hAnsi="Arial" w:cs="Arial" w:eastAsia="Arial"/>
       <w:i/>
       <w:iCs/>
       <w:color w:val="404040" w:themeColor="text1" w:themeTint="BF"/>
-      <w:sz w:val="24"/>
+      <w:sz w:val="21"/>
       <w:lang w:eastAsia="en-US"/>
     </w:rPr>
   </w:style>
@@ -2183,9 +2183,9 @@
       <w:contextualSpacing/>
     </w:pPr>
     <w:rPr>
-      <w:rFonts w:asciiTheme="minorHAnsi" w:eastAsiaTheme="minorHAnsi" w:hAnsiTheme="minorHAnsi" w:cstheme="minorBidi"/>
+      <w:rFonts w:ascii="Arial" w:hAnsi="Arial" w:cs="Arial" w:eastAsia="Arial"/>
       <w:color w:val="auto"/>
-      <w:sz w:val="24"/>
+      <w:sz w:val="21"/>
       <w:lang w:eastAsia="en-US"/>
     </w:rPr>
   </w:style>
@@ -2219,11 +2219,11 @@
       <w:jc w:val="center"/>
     </w:pPr>
     <w:rPr>
-      <w:rFonts w:asciiTheme="minorHAnsi" w:eastAsiaTheme="minorHAnsi" w:hAnsiTheme="minorHAnsi" w:cstheme="minorBidi"/>
+      <w:rFonts w:ascii="Arial" w:hAnsi="Arial" w:cs="Arial" w:eastAsia="Arial"/>
       <w:i/>
       <w:iCs/>
       <w:color w:val="0F4761" w:themeColor="accent1" w:themeShade="BF"/>
-      <w:sz w:val="24"/>
+      <w:sz w:val="21"/>
       <w:lang w:eastAsia="en-US"/>
     </w:rPr>
   </w:style>
@@ -2260,7 +2260,7 @@
       <w:spacing w:after="0" w:line="240" w:lineRule="auto"/>
     </w:pPr>
     <w:rPr>
-      <w:rFonts w:eastAsiaTheme="minorEastAsia"/>
+      <w:rFonts w:ascii="Arial" w:hAnsi="Arial" w:cs="Arial" w:eastAsia="Arial"/>
       <w:lang w:eastAsia="en-IN"/>
     </w:rPr>
     <w:tblPr>
